--- a/zhs/docx/014.content.docx
+++ b/zhs/docx/014.content.docx
@@ -218,41 +218,17 @@
         </w:rPr>
         <w:t>是耶稣时代的一群宗教教师，他们非常注重完全遵守神的律法。 数百年来，这个群体的人一直在讨论神的</w:t>
       </w:r>
-      <w:hyperlink r:id="rId13">
-        <w:r>
-          <w:rPr>
-            <w:lang w:val="zh_CN" w:bidi="zh_CN"/>
-          </w:rPr>
-          <w:rPr>
-            <w:color w:val="0000EE"/>
-            <w:u w:val="single"/>
-          </w:rPr>
-          <w:t>律法</w:t>
-        </w:r>
-      </w:hyperlink>
       <w:r>
         <w:rPr>
           <w:lang w:val="zh_CN" w:bidi="zh_CN"/>
         </w:rPr>
-        <w:t>，这些律法是神藉著摩西赐给</w:t>
-      </w:r>
-      <w:hyperlink r:id="rId14">
-        <w:r>
-          <w:rPr>
-            <w:lang w:val="zh_CN" w:bidi="zh_CN"/>
-          </w:rPr>
-          <w:rPr>
-            <w:color w:val="0000EE"/>
-            <w:u w:val="single"/>
-          </w:rPr>
-          <w:t>以色列人</w:t>
-        </w:r>
-      </w:hyperlink>
+        <w:t>律法</w:t>
+      </w:r>
       <w:r>
         <w:rPr>
           <w:lang w:val="zh_CN" w:bidi="zh_CN"/>
         </w:rPr>
-        <w:t>的。 因为他们害怕可能会违背神的旨意，所以他们为自己增加了越来越多的诫命。 这些诫命成为他们传统的一部分，对他们来说，就像神赐给自己的诫命一样重要。 到目前为止，有太多的诫命了，人们要遵守所有的诫命是非常非常困难的。 法利赛人非常骄傲，因为他们认为只有他们才能遵守所有神的诫命。 他们看不起那些不能遵守这些诫命的人。 法利赛人这个名字的字面意思是"分开"。 法利赛人想要把自己与其他人分开。</w:t>
+        <w:t>，这些律法是神藉著摩西赐给以色列人的。 因为他们害怕可能会违背神的旨意，所以他们为自己增加了越来越多的诫命。 这些诫命成为他们传统的一部分，对他们来说，就像神赐给自己的诫命一样重要。 到目前为止，有太多的诫命了，人们要遵守所有的诫命是非常非常困难的。 法利赛人非常骄傲，因为他们认为只有他们才能遵守所有神的诫命。 他们看不起那些不能遵守这些诫命的人。 法利赛人这个名字的字面意思是"分开"。 法利赛人想要把自己与其他人分开。</w:t>
       </w:r>
     </w:p>
     <w:p>
@@ -268,90 +244,60 @@
         </w:rPr>
         <w:t>在耶稣的时代，法利赛人是</w:t>
       </w:r>
-      <w:hyperlink r:id="rId15">
-        <w:r>
-          <w:rPr>
-            <w:lang w:val="zh_CN" w:bidi="zh_CN"/>
-          </w:rPr>
-          <w:rPr>
-            <w:color w:val="0000EE"/>
-            <w:u w:val="single"/>
-          </w:rPr>
-          <w:t>以色列</w:t>
-        </w:r>
-      </w:hyperlink>
+      <w:r>
+        <w:rPr>
+          <w:lang w:val="zh_CN" w:bidi="zh_CN"/>
+        </w:rPr>
+        <w:t>以色列</w:t>
+      </w:r>
       <w:r>
         <w:rPr>
           <w:lang w:val="zh_CN" w:bidi="zh_CN"/>
         </w:rPr>
         <w:t xml:space="preserve">最有影响力的一个宗教教师群体。 </w:t>
       </w:r>
-      <w:hyperlink r:id="rId16">
-        <w:r>
-          <w:rPr>
-            <w:lang w:val="zh_CN" w:bidi="zh_CN"/>
-          </w:rPr>
-          <w:rPr>
-            <w:color w:val="0000EE"/>
-            <w:u w:val="single"/>
-          </w:rPr>
-          <w:t>耶路撒冷</w:t>
-        </w:r>
-      </w:hyperlink>
+      <w:r>
+        <w:rPr>
+          <w:lang w:val="zh_CN" w:bidi="zh_CN"/>
+        </w:rPr>
+        <w:t>耶路撒冷</w:t>
+      </w:r>
       <w:r>
         <w:rPr>
           <w:lang w:val="zh_CN" w:bidi="zh_CN"/>
         </w:rPr>
         <w:t>的许多宗教教师都属于法利赛人这个群体。 另一个重要的宗教教师群体被称为</w:t>
       </w:r>
-      <w:hyperlink r:id="rId17">
-        <w:r>
-          <w:rPr>
-            <w:lang w:val="zh_CN" w:bidi="zh_CN"/>
-          </w:rPr>
-          <w:rPr>
-            <w:color w:val="0000EE"/>
-            <w:u w:val="single"/>
-          </w:rPr>
-          <w:t>撒都该人</w:t>
-        </w:r>
-      </w:hyperlink>
+      <w:r>
+        <w:rPr>
+          <w:lang w:val="zh_CN" w:bidi="zh_CN"/>
+        </w:rPr>
+        <w:t>撒都该人</w:t>
+      </w:r>
       <w:r>
         <w:rPr>
           <w:lang w:val="zh_CN" w:bidi="zh_CN"/>
         </w:rPr>
         <w:t>。 法利赛人和撒都该人也是</w:t>
       </w:r>
-      <w:hyperlink r:id="rId18">
-        <w:r>
-          <w:rPr>
-            <w:lang w:val="zh_CN" w:bidi="zh_CN"/>
-          </w:rPr>
-          <w:rPr>
-            <w:color w:val="0000EE"/>
-            <w:u w:val="single"/>
-          </w:rPr>
-          <w:t>犹太人</w:t>
-        </w:r>
-      </w:hyperlink>
+      <w:r>
+        <w:rPr>
+          <w:lang w:val="zh_CN" w:bidi="zh_CN"/>
+        </w:rPr>
+        <w:t>犹太人</w:t>
+      </w:r>
       <w:r>
         <w:rPr>
           <w:lang w:val="zh_CN" w:bidi="zh_CN"/>
         </w:rPr>
         <w:t>宗教法庭</w:t>
       </w:r>
-      <w:hyperlink r:id="rId19">
-        <w:r>
-          <w:rPr>
-            <w:lang w:val="zh_CN" w:bidi="zh_CN"/>
-          </w:rPr>
-          <w:rPr>
-            <w:color w:val="0000EE"/>
-            <w:u w:val="single"/>
-          </w:rPr>
-          <w:t>公会</w:t>
-        </w:r>
-      </w:hyperlink>
+      <w:r>
+        <w:rPr>
+          <w:lang w:val="zh_CN" w:bidi="zh_CN"/>
+        </w:rPr>
+        <w:t>公会</w:t>
+      </w:r>
       <w:r>
         <w:rPr>
           <w:lang w:val="zh_CN" w:bidi="zh_CN"/>
@@ -411,7 +357,7 @@
           <w:lang w:val="zh_CN" w:bidi="zh_CN"/>
         </w:rPr>
       </w:r>
-      <w:hyperlink r:id="rId20">
+      <w:hyperlink r:id="rId13">
         <w:r>
           <w:rPr>
             <w:lang w:val="zh_CN" w:bidi="zh_CN"/>

--- a/zhs/docx/014.content.docx
+++ b/zhs/docx/014.content.docx
@@ -303,77 +303,6 @@
           <w:lang w:val="zh_CN" w:bidi="zh_CN"/>
         </w:rPr>
         <w:t>的成员。</w:t>
-      </w:r>
-      <w:r>
-        <w:rPr>
-          <w:lang w:val="zh_CN" w:bidi="zh_CN"/>
-        </w:rPr>
-      </w:r>
-      <w:r>
-        <w:rPr>
-          <w:lang w:val="zh_CN" w:bidi="zh_CN"/>
-        </w:rPr>
-      </w:r>
-    </w:p>
-    <w:p>
-      <w:pPr/>
-      <w:r>
-        <w:rPr>
-          <w:lang w:val="zh_CN" w:bidi="zh_CN"/>
-        </w:rPr>
-      </w:r>
-    </w:p>
-    <w:p>
-      <w:pPr>
-        <w:pStyle w:val="Heading2"/>
-      </w:pPr>
-      <w:r>
-        <w:rPr>
-          <w:lang w:val="zh_CN" w:bidi="zh_CN"/>
-        </w:rPr>
-        <w:t>法利赛人</w:t>
-      </w:r>
-      <w:r>
-        <w:rPr>
-          <w:lang w:val="zh_CN" w:bidi="zh_CN"/>
-        </w:rPr>
-      </w:r>
-    </w:p>
-    <w:p>
-      <w:pPr>
-        <w:pStyle w:val="Heading4"/>
-      </w:pPr>
-      <w:r>
-        <w:rPr>
-          <w:lang w:val="zh_CN" w:bidi="zh_CN"/>
-        </w:rPr>
-        <w:t>Audio Content</w:t>
-      </w:r>
-    </w:p>
-    <w:p>
-      <w:pPr/>
-      <w:r>
-        <w:rPr>
-          <w:lang w:val="zh_CN" w:bidi="zh_CN"/>
-        </w:rPr>
-      </w:r>
-      <w:hyperlink r:id="rId13">
-        <w:r>
-          <w:rPr>
-            <w:lang w:val="zh_CN" w:bidi="zh_CN"/>
-          </w:rPr>
-          <w:rPr>
-            <w:color w:val="0000EE"/>
-            <w:u w:val="single"/>
-          </w:rPr>
-          <w:t>mp3 file</w:t>
-        </w:r>
-      </w:hyperlink>
-      <w:r>
-        <w:rPr>
-          <w:lang w:val="zh_CN" w:bidi="zh_CN"/>
-        </w:rPr>
-        <w:t xml:space="preserve"> (None KB)</w:t>
       </w:r>
       <w:r>
         <w:rPr>

--- a/zhs/docx/014.content.docx
+++ b/zhs/docx/014.content.docx
@@ -218,17 +218,41 @@
         </w:rPr>
         <w:t>是耶稣时代的一群宗教教师，他们非常注重完全遵守神的律法。 数百年来，这个群体的人一直在讨论神的</w:t>
       </w:r>
+      <w:hyperlink r:id="rId13">
+        <w:r>
+          <w:rPr>
+            <w:lang w:val="zh_CN" w:bidi="zh_CN"/>
+          </w:rPr>
+          <w:rPr>
+            <w:color w:val="0000EE"/>
+            <w:u w:val="single"/>
+          </w:rPr>
+          <w:t>律法</w:t>
+        </w:r>
+      </w:hyperlink>
       <w:r>
         <w:rPr>
           <w:lang w:val="zh_CN" w:bidi="zh_CN"/>
         </w:rPr>
-        <w:t>律法</w:t>
+        <w:t>，这些律法是神藉著摩西赐给</w:t>
       </w:r>
+      <w:hyperlink r:id="rId14">
+        <w:r>
+          <w:rPr>
+            <w:lang w:val="zh_CN" w:bidi="zh_CN"/>
+          </w:rPr>
+          <w:rPr>
+            <w:color w:val="0000EE"/>
+            <w:u w:val="single"/>
+          </w:rPr>
+          <w:t>以色列人</w:t>
+        </w:r>
+      </w:hyperlink>
       <w:r>
         <w:rPr>
           <w:lang w:val="zh_CN" w:bidi="zh_CN"/>
         </w:rPr>
-        <w:t>，这些律法是神藉著摩西赐给以色列人的。 因为他们害怕可能会违背神的旨意，所以他们为自己增加了越来越多的诫命。 这些诫命成为他们传统的一部分，对他们来说，就像神赐给自己的诫命一样重要。 到目前为止，有太多的诫命了，人们要遵守所有的诫命是非常非常困难的。 法利赛人非常骄傲，因为他们认为只有他们才能遵守所有神的诫命。 他们看不起那些不能遵守这些诫命的人。 法利赛人这个名字的字面意思是"分开"。 法利赛人想要把自己与其他人分开。</w:t>
+        <w:t>的。 因为他们害怕可能会违背神的旨意，所以他们为自己增加了越来越多的诫命。 这些诫命成为他们传统的一部分，对他们来说，就像神赐给自己的诫命一样重要。 到目前为止，有太多的诫命了，人们要遵守所有的诫命是非常非常困难的。 法利赛人非常骄傲，因为他们认为只有他们才能遵守所有神的诫命。 他们看不起那些不能遵守这些诫命的人。 法利赛人这个名字的字面意思是"分开"。 法利赛人想要把自己与其他人分开。</w:t>
       </w:r>
     </w:p>
     <w:p>
@@ -244,60 +268,90 @@
         </w:rPr>
         <w:t>在耶稣的时代，法利赛人是</w:t>
       </w:r>
-      <w:r>
-        <w:rPr>
-          <w:lang w:val="zh_CN" w:bidi="zh_CN"/>
-        </w:rPr>
-        <w:t>以色列</w:t>
-      </w:r>
+      <w:hyperlink r:id="rId15">
+        <w:r>
+          <w:rPr>
+            <w:lang w:val="zh_CN" w:bidi="zh_CN"/>
+          </w:rPr>
+          <w:rPr>
+            <w:color w:val="0000EE"/>
+            <w:u w:val="single"/>
+          </w:rPr>
+          <w:t>以色列</w:t>
+        </w:r>
+      </w:hyperlink>
       <w:r>
         <w:rPr>
           <w:lang w:val="zh_CN" w:bidi="zh_CN"/>
         </w:rPr>
         <w:t xml:space="preserve">最有影响力的一个宗教教师群体。 </w:t>
       </w:r>
-      <w:r>
-        <w:rPr>
-          <w:lang w:val="zh_CN" w:bidi="zh_CN"/>
-        </w:rPr>
-        <w:t>耶路撒冷</w:t>
-      </w:r>
+      <w:hyperlink r:id="rId16">
+        <w:r>
+          <w:rPr>
+            <w:lang w:val="zh_CN" w:bidi="zh_CN"/>
+          </w:rPr>
+          <w:rPr>
+            <w:color w:val="0000EE"/>
+            <w:u w:val="single"/>
+          </w:rPr>
+          <w:t>耶路撒冷</w:t>
+        </w:r>
+      </w:hyperlink>
       <w:r>
         <w:rPr>
           <w:lang w:val="zh_CN" w:bidi="zh_CN"/>
         </w:rPr>
         <w:t>的许多宗教教师都属于法利赛人这个群体。 另一个重要的宗教教师群体被称为</w:t>
       </w:r>
-      <w:r>
-        <w:rPr>
-          <w:lang w:val="zh_CN" w:bidi="zh_CN"/>
-        </w:rPr>
-        <w:t>撒都该人</w:t>
-      </w:r>
+      <w:hyperlink r:id="rId17">
+        <w:r>
+          <w:rPr>
+            <w:lang w:val="zh_CN" w:bidi="zh_CN"/>
+          </w:rPr>
+          <w:rPr>
+            <w:color w:val="0000EE"/>
+            <w:u w:val="single"/>
+          </w:rPr>
+          <w:t>撒都该人</w:t>
+        </w:r>
+      </w:hyperlink>
       <w:r>
         <w:rPr>
           <w:lang w:val="zh_CN" w:bidi="zh_CN"/>
         </w:rPr>
         <w:t>。 法利赛人和撒都该人也是</w:t>
       </w:r>
-      <w:r>
-        <w:rPr>
-          <w:lang w:val="zh_CN" w:bidi="zh_CN"/>
-        </w:rPr>
-        <w:t>犹太人</w:t>
-      </w:r>
+      <w:hyperlink r:id="rId18">
+        <w:r>
+          <w:rPr>
+            <w:lang w:val="zh_CN" w:bidi="zh_CN"/>
+          </w:rPr>
+          <w:rPr>
+            <w:color w:val="0000EE"/>
+            <w:u w:val="single"/>
+          </w:rPr>
+          <w:t>犹太人</w:t>
+        </w:r>
+      </w:hyperlink>
       <w:r>
         <w:rPr>
           <w:lang w:val="zh_CN" w:bidi="zh_CN"/>
         </w:rPr>
         <w:t>宗教法庭</w:t>
       </w:r>
-      <w:r>
-        <w:rPr>
-          <w:lang w:val="zh_CN" w:bidi="zh_CN"/>
-        </w:rPr>
-        <w:t>公会</w:t>
-      </w:r>
+      <w:hyperlink r:id="rId19">
+        <w:r>
+          <w:rPr>
+            <w:lang w:val="zh_CN" w:bidi="zh_CN"/>
+          </w:rPr>
+          <w:rPr>
+            <w:color w:val="0000EE"/>
+            <w:u w:val="single"/>
+          </w:rPr>
+          <w:t>公会</w:t>
+        </w:r>
+      </w:hyperlink>
       <w:r>
         <w:rPr>
           <w:lang w:val="zh_CN" w:bidi="zh_CN"/>
